--- a/docs/audit/agent-reliability-audit.md.docx
+++ b/docs/audit/agent-reliability-audit.md.docx
@@ -7,7 +7,7 @@
         <w:pStyle w:val="Heading1"/>
         <w:rPr/>
       </w:pPr>
-      <w:bookmarkStart w:colFirst="0" w:colLast="0" w:name="_ivhs0i7r50cj" w:id="0"/>
+      <w:bookmarkStart w:colFirst="0" w:colLast="0" w:name="_r53l9vhcabnp" w:id="0"/>
       <w:bookmarkEnd w:id="0"/>
       <w:r>
         <w:rPr>
@@ -166,7 +166,7 @@
         <w:pStyle w:val="Heading2"/>
         <w:rPr/>
       </w:pPr>
-      <w:bookmarkStart w:colFirst="0" w:colLast="0" w:name="_7c08mro5pw1o" w:id="1"/>
+      <w:bookmarkStart w:colFirst="0" w:colLast="0" w:name="_py4fttvf3nks" w:id="1"/>
       <w:bookmarkEnd w:id="1"/>
       <w:r>
         <w:rPr>
@@ -180,7 +180,7 @@
         <w:pStyle w:val="Heading3"/>
         <w:rPr/>
       </w:pPr>
-      <w:bookmarkStart w:colFirst="0" w:colLast="0" w:name="_kef2mdoj6k3o" w:id="2"/>
+      <w:bookmarkStart w:colFirst="0" w:colLast="0" w:name="_578xp3s71czs" w:id="2"/>
       <w:bookmarkEnd w:id="2"/>
       <w:r>
         <w:rPr>
@@ -1320,7 +1320,7 @@
         <w:pStyle w:val="Heading3"/>
         <w:rPr/>
       </w:pPr>
-      <w:bookmarkStart w:colFirst="0" w:colLast="0" w:name="_f0vy44ijehxv" w:id="3"/>
+      <w:bookmarkStart w:colFirst="0" w:colLast="0" w:name="_orq9bn7pvwsr" w:id="3"/>
       <w:bookmarkEnd w:id="3"/>
       <w:r>
         <w:rPr>
@@ -2028,7 +2028,7 @@
         <w:pStyle w:val="Heading3"/>
         <w:rPr/>
       </w:pPr>
-      <w:bookmarkStart w:colFirst="0" w:colLast="0" w:name="_4w8ja8u2965b" w:id="4"/>
+      <w:bookmarkStart w:colFirst="0" w:colLast="0" w:name="_zfrknp4mdqy4" w:id="4"/>
       <w:bookmarkEnd w:id="4"/>
       <w:r>
         <w:rPr>
@@ -2927,6 +2927,7 @@
           <w:numId w:val="2"/>
         </w:numPr>
         <w:ind w:left="720" w:hanging="360"/>
+        <w:rPr/>
       </w:pPr>
       <w:r>
         <w:rPr>
@@ -2978,6 +2979,7 @@
           <w:numId w:val="2"/>
         </w:numPr>
         <w:ind w:left="720" w:hanging="360"/>
+        <w:rPr/>
       </w:pPr>
       <w:r>
         <w:rPr>
@@ -3043,6 +3045,7 @@
           <w:numId w:val="2"/>
         </w:numPr>
         <w:ind w:left="720" w:hanging="360"/>
+        <w:rPr/>
       </w:pPr>
       <w:r>
         <w:rPr>
@@ -3094,6 +3097,7 @@
           <w:numId w:val="2"/>
         </w:numPr>
         <w:ind w:left="720" w:hanging="360"/>
+        <w:rPr/>
       </w:pPr>
       <w:r>
         <w:rPr>
@@ -3135,7 +3139,7 @@
         <w:pStyle w:val="Heading3"/>
         <w:rPr/>
       </w:pPr>
-      <w:bookmarkStart w:colFirst="0" w:colLast="0" w:name="_vdq7sl33p47y" w:id="5"/>
+      <w:bookmarkStart w:colFirst="0" w:colLast="0" w:name="_djqa0w64x8b8" w:id="5"/>
       <w:bookmarkEnd w:id="5"/>
       <w:r>
         <w:rPr>
@@ -3763,7 +3767,7 @@
         <w:pStyle w:val="Heading3"/>
         <w:rPr/>
       </w:pPr>
-      <w:bookmarkStart w:colFirst="0" w:colLast="0" w:name="_8fxuu5mab2sk" w:id="6"/>
+      <w:bookmarkStart w:colFirst="0" w:colLast="0" w:name="_cqocnkpgnwfi" w:id="6"/>
       <w:bookmarkEnd w:id="6"/>
       <w:r>
         <w:rPr>
@@ -3822,6 +3826,7 @@
           <w:numId w:val="1"/>
         </w:numPr>
         <w:ind w:left="720" w:hanging="360"/>
+        <w:rPr/>
       </w:pPr>
       <w:r>
         <w:rPr>
@@ -3851,6 +3856,7 @@
           <w:numId w:val="1"/>
         </w:numPr>
         <w:ind w:left="720" w:hanging="360"/>
+        <w:rPr/>
       </w:pPr>
       <w:r>
         <w:rPr>
@@ -3960,7 +3966,7 @@
         <w:pStyle w:val="Heading2"/>
         <w:rPr/>
       </w:pPr>
-      <w:bookmarkStart w:colFirst="0" w:colLast="0" w:name="_abocdjnrl11g" w:id="7"/>
+      <w:bookmarkStart w:colFirst="0" w:colLast="0" w:name="_uapm3zrmed9v" w:id="7"/>
       <w:bookmarkEnd w:id="7"/>
       <w:r>
         <w:rPr>
@@ -3974,7 +3980,7 @@
         <w:pStyle w:val="Heading3"/>
         <w:rPr/>
       </w:pPr>
-      <w:bookmarkStart w:colFirst="0" w:colLast="0" w:name="_5vffscpvq9tf" w:id="8"/>
+      <w:bookmarkStart w:colFirst="0" w:colLast="0" w:name="_4iof77yj9z77" w:id="8"/>
       <w:bookmarkEnd w:id="8"/>
       <w:r>
         <w:rPr>
@@ -4026,6 +4032,7 @@
           <w:numId w:val="1"/>
         </w:numPr>
         <w:ind w:left="720" w:hanging="360"/>
+        <w:rPr/>
       </w:pPr>
       <w:r>
         <w:rPr>
@@ -4062,6 +4069,7 @@
           <w:numId w:val="1"/>
         </w:numPr>
         <w:ind w:left="720" w:hanging="360"/>
+        <w:rPr/>
       </w:pPr>
       <w:r>
         <w:rPr>
@@ -4084,6 +4092,7 @@
           <w:numId w:val="1"/>
         </w:numPr>
         <w:ind w:left="720" w:hanging="360"/>
+        <w:rPr/>
       </w:pPr>
       <w:r>
         <w:rPr>
@@ -4161,7 +4170,7 @@
         <w:pStyle w:val="Heading3"/>
         <w:rPr/>
       </w:pPr>
-      <w:bookmarkStart w:colFirst="0" w:colLast="0" w:name="_abv7alfd39vh" w:id="9"/>
+      <w:bookmarkStart w:colFirst="0" w:colLast="0" w:name="_b4pumzzhe4m" w:id="9"/>
       <w:bookmarkEnd w:id="9"/>
       <w:r>
         <w:rPr>
@@ -4719,7 +4728,7 @@
         <w:pStyle w:val="Heading3"/>
         <w:rPr/>
       </w:pPr>
-      <w:bookmarkStart w:colFirst="0" w:colLast="0" w:name="_hq2wd9j0qvnd" w:id="10"/>
+      <w:bookmarkStart w:colFirst="0" w:colLast="0" w:name="_oskp7t6tipha" w:id="10"/>
       <w:bookmarkEnd w:id="10"/>
       <w:r>
         <w:rPr>
@@ -4735,6 +4744,7 @@
           <w:numId w:val="1"/>
         </w:numPr>
         <w:ind w:left="720" w:hanging="360"/>
+        <w:rPr/>
       </w:pPr>
       <w:r>
         <w:rPr>
@@ -4750,6 +4760,7 @@
           <w:numId w:val="1"/>
         </w:numPr>
         <w:ind w:left="720" w:hanging="360"/>
+        <w:rPr/>
       </w:pPr>
       <w:r>
         <w:rPr>
@@ -4787,6 +4798,7 @@
           <w:numId w:val="1"/>
         </w:numPr>
         <w:ind w:left="720" w:hanging="360"/>
+        <w:rPr/>
       </w:pPr>
       <w:r>
         <w:rPr>
@@ -4822,7 +4834,7 @@
         <w:pStyle w:val="Heading3"/>
         <w:rPr/>
       </w:pPr>
-      <w:bookmarkStart w:colFirst="0" w:colLast="0" w:name="_tjrebgic4yky" w:id="11"/>
+      <w:bookmarkStart w:colFirst="0" w:colLast="0" w:name="_1xl91ebm3vfd" w:id="11"/>
       <w:bookmarkEnd w:id="11"/>
       <w:r>
         <w:rPr>
@@ -4838,6 +4850,7 @@
           <w:numId w:val="1"/>
         </w:numPr>
         <w:ind w:left="720" w:hanging="360"/>
+        <w:rPr/>
       </w:pPr>
       <w:r>
         <w:rPr>
@@ -4881,6 +4894,7 @@
           <w:numId w:val="1"/>
         </w:numPr>
         <w:ind w:left="720" w:hanging="360"/>
+        <w:rPr/>
       </w:pPr>
       <w:r>
         <w:rPr>
@@ -4908,7 +4922,7 @@
         <w:pStyle w:val="Heading3"/>
         <w:rPr/>
       </w:pPr>
-      <w:bookmarkStart w:colFirst="0" w:colLast="0" w:name="_3y0nlf36sf58" w:id="12"/>
+      <w:bookmarkStart w:colFirst="0" w:colLast="0" w:name="_dvdrj93rgdt5" w:id="12"/>
       <w:bookmarkEnd w:id="12"/>
       <w:r>
         <w:rPr>
@@ -4924,6 +4938,7 @@
           <w:numId w:val="1"/>
         </w:numPr>
         <w:ind w:left="720" w:hanging="360"/>
+        <w:rPr/>
       </w:pPr>
       <w:r>
         <w:rPr>
@@ -4947,6 +4962,7 @@
           <w:numId w:val="1"/>
         </w:numPr>
         <w:ind w:left="720" w:hanging="360"/>
+        <w:rPr/>
       </w:pPr>
       <w:r>
         <w:rPr>
@@ -4984,6 +5000,7 @@
           <w:numId w:val="1"/>
         </w:numPr>
         <w:ind w:left="720" w:hanging="360"/>
+        <w:rPr/>
       </w:pPr>
       <w:r>
         <w:rPr>
@@ -5013,6 +5030,7 @@
           <w:numId w:val="1"/>
         </w:numPr>
         <w:ind w:left="720" w:hanging="360"/>
+        <w:rPr/>
       </w:pPr>
       <w:r>
         <w:rPr>
@@ -5054,7 +5072,7 @@
         <w:pStyle w:val="Heading3"/>
         <w:rPr/>
       </w:pPr>
-      <w:bookmarkStart w:colFirst="0" w:colLast="0" w:name="_si4xmigbulrw" w:id="13"/>
+      <w:bookmarkStart w:colFirst="0" w:colLast="0" w:name="_oe5incf0grdv" w:id="13"/>
       <w:bookmarkEnd w:id="13"/>
       <w:r>
         <w:rPr>
@@ -5161,7 +5179,7 @@
         <w:pStyle w:val="Heading2"/>
         <w:rPr/>
       </w:pPr>
-      <w:bookmarkStart w:colFirst="0" w:colLast="0" w:name="_xxex9h1kfisk" w:id="14"/>
+      <w:bookmarkStart w:colFirst="0" w:colLast="0" w:name="_cy9br2z76ni" w:id="14"/>
       <w:bookmarkEnd w:id="14"/>
       <w:r>
         <w:rPr>
@@ -5175,7 +5193,7 @@
         <w:pStyle w:val="Heading3"/>
         <w:rPr/>
       </w:pPr>
-      <w:bookmarkStart w:colFirst="0" w:colLast="0" w:name="_929xja2l8he1" w:id="15"/>
+      <w:bookmarkStart w:colFirst="0" w:colLast="0" w:name="_iavzk3nqe3ky" w:id="15"/>
       <w:bookmarkEnd w:id="15"/>
       <w:r>
         <w:rPr>
@@ -5684,7 +5702,7 @@
         <w:pStyle w:val="Heading3"/>
         <w:rPr/>
       </w:pPr>
-      <w:bookmarkStart w:colFirst="0" w:colLast="0" w:name="_8ayhvfphzbl" w:id="16"/>
+      <w:bookmarkStart w:colFirst="0" w:colLast="0" w:name="_nne6rdh20raw" w:id="16"/>
       <w:bookmarkEnd w:id="16"/>
       <w:r>
         <w:rPr>
@@ -6041,7 +6059,7 @@
         <w:pStyle w:val="Heading3"/>
         <w:rPr/>
       </w:pPr>
-      <w:bookmarkStart w:colFirst="0" w:colLast="0" w:name="_gvlfe4sc5dzm" w:id="17"/>
+      <w:bookmarkStart w:colFirst="0" w:colLast="0" w:name="_a579t1ffxuja" w:id="17"/>
       <w:bookmarkEnd w:id="17"/>
       <w:r>
         <w:rPr>
@@ -6377,7 +6395,7 @@
         <w:pStyle w:val="Heading2"/>
         <w:rPr/>
       </w:pPr>
-      <w:bookmarkStart w:colFirst="0" w:colLast="0" w:name="_gajygrjdnsx7" w:id="18"/>
+      <w:bookmarkStart w:colFirst="0" w:colLast="0" w:name="_4x29q7uiozey" w:id="18"/>
       <w:bookmarkEnd w:id="18"/>
       <w:r>
         <w:rPr>
@@ -7099,7 +7117,7 @@
         <w:pStyle w:val="Heading2"/>
         <w:rPr/>
       </w:pPr>
-      <w:bookmarkStart w:colFirst="0" w:colLast="0" w:name="_xoia7ysrgfke" w:id="19"/>
+      <w:bookmarkStart w:colFirst="0" w:colLast="0" w:name="_xknahkjgypxn" w:id="19"/>
       <w:bookmarkEnd w:id="19"/>
       <w:r>
         <w:rPr>
@@ -7439,7 +7457,7 @@
         <w:pStyle w:val="Heading3"/>
         <w:rPr/>
       </w:pPr>
-      <w:bookmarkStart w:colFirst="0" w:colLast="0" w:name="_67u0du5mze5j" w:id="20"/>
+      <w:bookmarkStart w:colFirst="0" w:colLast="0" w:name="_g7bwgkogkuzp" w:id="20"/>
       <w:bookmarkEnd w:id="20"/>
       <w:r>
         <w:rPr>
@@ -7795,7 +7813,7 @@
         <w:pStyle w:val="Heading2"/>
         <w:rPr/>
       </w:pPr>
-      <w:bookmarkStart w:colFirst="0" w:colLast="0" w:name="_ckll0mrzpax0" w:id="21"/>
+      <w:bookmarkStart w:colFirst="0" w:colLast="0" w:name="_l1yt7nrjwqd6" w:id="21"/>
       <w:bookmarkEnd w:id="21"/>
       <w:r>
         <w:rPr>
@@ -7811,6 +7829,7 @@
           <w:numId w:val="1"/>
         </w:numPr>
         <w:ind w:left="720" w:hanging="360"/>
+        <w:rPr/>
       </w:pPr>
       <w:r>
         <w:rPr>
@@ -7826,6 +7845,7 @@
           <w:numId w:val="1"/>
         </w:numPr>
         <w:ind w:left="720" w:hanging="360"/>
+        <w:rPr/>
       </w:pPr>
       <w:r>
         <w:rPr>
@@ -7869,6 +7889,7 @@
           <w:numId w:val="1"/>
         </w:numPr>
         <w:ind w:left="720" w:hanging="360"/>
+        <w:rPr/>
       </w:pPr>
       <w:r>
         <w:rPr>
@@ -7898,6 +7919,7 @@
           <w:numId w:val="1"/>
         </w:numPr>
         <w:ind w:left="720" w:hanging="360"/>
+        <w:rPr/>
       </w:pPr>
       <w:r>
         <w:rPr>
